--- a/локальная/Analiz_RK_Gruppovye_progulki_EPK_2026-10-05.docx
+++ b/локальная/Analiz_RK_Gruppovye_progulki_EPK_2026-10-05.docx
@@ -69,7 +69,7 @@
           <w:color w:val="444444"/>
           <w:sz w:val="20"/>
         </w:rPr>
-        <w:t>Посадка /progulki_na_yacht · слоты с 01.09: 7:00–17:30 · закат 17:30 / 2 500 ₽ · +7 918</w:t>
+        <w:t>Посадка /progulki_na_yacht · слоты: 9:30 · 11:00 · 12:30 · 14:00 · 15:30 · 17:00 (закат 2 500) · +7 918</w:t>
       </w:r>
     </w:p>
     <w:p>
@@ -139,7 +139,7 @@
           <w:b w:val="0"/>
           <w:sz w:val="22"/>
         </w:rPr>
-        <w:t>В заголовках всё ещё 09:30–17:00 и закат 17:00 — с 01.09 на сайте 7:00–17:30 / закат 17:30. Поменять.</w:t>
+        <w:t>В заголовках 09:30–17:00 и закат 17:00 — это актуальные слоты 05.10. Не менять на 7:00 / 17:30.</w:t>
       </w:r>
     </w:p>
     <w:p>
@@ -2189,7 +2189,20 @@
           <w:color w:val="0B3D5C"/>
           <w:sz w:val="32"/>
         </w:rPr>
-        <w:t>6. Заголовки — слоты с 01.09 не попали в объявления</w:t>
+        <w:t>6. Слоты: сайт, форма, Директ</w:t>
+      </w:r>
+    </w:p>
+    <w:p>
+      <w:pPr>
+        <w:spacing w:after="120"/>
+      </w:pPr>
+      <w:r>
+        <w:rPr>
+          <w:rFonts w:ascii="Calibri" w:hAnsi="Calibri" w:eastAsia="Calibri"/>
+          <w:b w:val="0"/>
+          <w:sz w:val="22"/>
+        </w:rPr>
+        <w:t>Канон 05.10: 9:30 · 11:00 · 12:30 · 14:00 · 15:30 · 17:00 (закат, 2 500 ₽). Посадка и форма заявки совпадают. В Директе других часов нет.</w:t>
       </w:r>
     </w:p>
     <w:tbl>
@@ -2206,7 +2219,7 @@
       <w:tr>
         <w:tc>
           <w:tcPr>
-            <w:tcW w:type="dxa" w:w="3742"/>
+            <w:tcW w:type="dxa" w:w="2381"/>
             <w:shd w:fill="0B3D5C" w:val="clear"/>
           </w:tcPr>
           <w:p>
@@ -2218,13 +2231,13 @@
                 <w:color w:val="FFFFFF"/>
                 <w:sz w:val="18"/>
               </w:rPr>
-              <w:t>Сейчас в объявлении</w:t>
+              <w:t>Где</w:t>
             </w:r>
           </w:p>
         </w:tc>
         <w:tc>
           <w:tcPr>
-            <w:tcW w:type="dxa" w:w="1247"/>
+            <w:tcW w:type="dxa" w:w="4195"/>
             <w:shd w:fill="0B3D5C" w:val="clear"/>
           </w:tcPr>
           <w:p>
@@ -2236,13 +2249,13 @@
                 <w:color w:val="FFFFFF"/>
                 <w:sz w:val="18"/>
               </w:rPr>
-              <w:t>Показы 05.10</w:t>
+              <w:t>Что написано</w:t>
             </w:r>
           </w:p>
         </w:tc>
         <w:tc>
           <w:tcPr>
-            <w:tcW w:type="dxa" w:w="4535"/>
+            <w:tcW w:type="dxa" w:w="2948"/>
             <w:shd w:fill="0B3D5C" w:val="clear"/>
           </w:tcPr>
           <w:p>
@@ -2254,7 +2267,7 @@
                 <w:color w:val="FFFFFF"/>
                 <w:sz w:val="18"/>
               </w:rPr>
-              <w:t>Поставить</w:t>
+              <w:t>Вердикт</w:t>
             </w:r>
           </w:p>
         </w:tc>
@@ -2262,7 +2275,7 @@
       <w:tr>
         <w:tc>
           <w:tcPr>
-            <w:tcW w:type="dxa" w:w="3742"/>
+            <w:tcW w:type="dxa" w:w="2381"/>
           </w:tcPr>
           <w:p>
             <w:r/>
@@ -2272,13 +2285,13 @@
                 <w:b w:val="0"/>
                 <w:sz w:val="18"/>
               </w:rPr>
-              <w:t>Групповая прогулка на парусной яхте - 1800 ₽</w:t>
+              <w:t>Сайт, расписание</w:t>
             </w:r>
           </w:p>
         </w:tc>
         <w:tc>
           <w:tcPr>
-            <w:tcW w:type="dxa" w:w="1247"/>
+            <w:tcW w:type="dxa" w:w="4195"/>
           </w:tcPr>
           <w:p>
             <w:r/>
@@ -2288,116 +2301,13 @@
                 <w:b w:val="0"/>
                 <w:sz w:val="18"/>
               </w:rPr>
-              <w:t>23</w:t>
+              <w:t>9:30 11:00 12:30 14:00 15:30 17:00 (на закат)</w:t>
             </w:r>
           </w:p>
         </w:tc>
         <w:tc>
           <w:tcPr>
-            <w:tcW w:type="dxa" w:w="4535"/>
-          </w:tcPr>
-          <w:p>
-            <w:r/>
-            <w:r>
-              <w:rPr>
-                <w:rFonts w:ascii="Calibri" w:hAnsi="Calibri" w:eastAsia="Calibri"/>
-                <w:b w:val="0"/>
-                <w:sz w:val="18"/>
-              </w:rPr>
-              <w:t>Ок, ядро</w:t>
-            </w:r>
-          </w:p>
-        </w:tc>
-      </w:tr>
-      <w:tr>
-        <w:tc>
-          <w:tcPr>
-            <w:tcW w:type="dxa" w:w="3742"/>
-            <w:shd w:fill="F2F7FA" w:val="clear"/>
-          </w:tcPr>
-          <w:p>
-            <w:r/>
-            <w:r>
-              <w:rPr>
-                <w:rFonts w:ascii="Calibri" w:hAnsi="Calibri" w:eastAsia="Calibri"/>
-                <w:b w:val="0"/>
-                <w:sz w:val="18"/>
-              </w:rPr>
-              <w:t>каждый день 09:30 до 17:00</w:t>
-            </w:r>
-          </w:p>
-        </w:tc>
-        <w:tc>
-          <w:tcPr>
-            <w:tcW w:type="dxa" w:w="1247"/>
-            <w:shd w:fill="F2F7FA" w:val="clear"/>
-          </w:tcPr>
-          <w:p>
-            <w:r/>
-            <w:r>
-              <w:rPr>
-                <w:rFonts w:ascii="Calibri" w:hAnsi="Calibri" w:eastAsia="Calibri"/>
-                <w:b w:val="0"/>
-                <w:sz w:val="18"/>
-              </w:rPr>
-              <w:t>17</w:t>
-            </w:r>
-          </w:p>
-        </w:tc>
-        <w:tc>
-          <w:tcPr>
-            <w:tcW w:type="dxa" w:w="4535"/>
-            <w:shd w:fill="F2F7FA" w:val="clear"/>
-          </w:tcPr>
-          <w:p>
-            <w:r/>
-            <w:r>
-              <w:rPr>
-                <w:rFonts w:ascii="Calibri" w:hAnsi="Calibri" w:eastAsia="Calibri"/>
-                <w:b w:val="0"/>
-                <w:sz w:val="18"/>
-              </w:rPr>
-              <w:t>каждый день с 7:00 до 17:30</w:t>
-            </w:r>
-          </w:p>
-        </w:tc>
-      </w:tr>
-      <w:tr>
-        <w:tc>
-          <w:tcPr>
-            <w:tcW w:type="dxa" w:w="3742"/>
-          </w:tcPr>
-          <w:p>
-            <w:r/>
-            <w:r>
-              <w:rPr>
-                <w:rFonts w:ascii="Calibri" w:hAnsi="Calibri" w:eastAsia="Calibri"/>
-                <w:b w:val="0"/>
-                <w:sz w:val="18"/>
-              </w:rPr>
-              <w:t>Парусная яхта из Имеретинского порта, линия 2</w:t>
-            </w:r>
-          </w:p>
-        </w:tc>
-        <w:tc>
-          <w:tcPr>
-            <w:tcW w:type="dxa" w:w="1247"/>
-          </w:tcPr>
-          <w:p>
-            <w:r/>
-            <w:r>
-              <w:rPr>
-                <w:rFonts w:ascii="Calibri" w:hAnsi="Calibri" w:eastAsia="Calibri"/>
-                <w:b w:val="0"/>
-                <w:sz w:val="18"/>
-              </w:rPr>
-              <w:t>7</w:t>
-            </w:r>
-          </w:p>
-        </w:tc>
-        <w:tc>
-          <w:tcPr>
-            <w:tcW w:type="dxa" w:w="4535"/>
+            <w:tcW w:type="dxa" w:w="2948"/>
           </w:tcPr>
           <w:p>
             <w:r/>
@@ -2415,7 +2325,7 @@
       <w:tr>
         <w:tc>
           <w:tcPr>
-            <w:tcW w:type="dxa" w:w="3742"/>
+            <w:tcW w:type="dxa" w:w="2381"/>
             <w:shd w:fill="F2F7FA" w:val="clear"/>
           </w:tcPr>
           <w:p>
@@ -2426,13 +2336,13 @@
                 <w:b w:val="0"/>
                 <w:sz w:val="18"/>
               </w:rPr>
-              <w:t>Увидеть закат … 17:00 отплытие</w:t>
+              <w:t>Сайт, цена заката</w:t>
             </w:r>
           </w:p>
         </w:tc>
         <w:tc>
           <w:tcPr>
-            <w:tcW w:type="dxa" w:w="1247"/>
+            <w:tcW w:type="dxa" w:w="4195"/>
             <w:shd w:fill="F2F7FA" w:val="clear"/>
           </w:tcPr>
           <w:p>
@@ -2443,13 +2353,13 @@
                 <w:b w:val="0"/>
                 <w:sz w:val="18"/>
               </w:rPr>
-              <w:t>4</w:t>
+              <w:t>2500 ₽ в 17:00</w:t>
             </w:r>
           </w:p>
         </w:tc>
         <w:tc>
           <w:tcPr>
-            <w:tcW w:type="dxa" w:w="4535"/>
+            <w:tcW w:type="dxa" w:w="2948"/>
             <w:shd w:fill="F2F7FA" w:val="clear"/>
           </w:tcPr>
           <w:p>
@@ -2460,7 +2370,7 @@
                 <w:b w:val="0"/>
                 <w:sz w:val="18"/>
               </w:rPr>
-              <w:t>17:30 отплытие</w:t>
+              <w:t>Ок</w:t>
             </w:r>
           </w:p>
         </w:tc>
@@ -2468,7 +2378,7 @@
       <w:tr>
         <w:tc>
           <w:tcPr>
-            <w:tcW w:type="dxa" w:w="3742"/>
+            <w:tcW w:type="dxa" w:w="2381"/>
           </w:tcPr>
           <w:p>
             <w:r/>
@@ -2478,13 +2388,13 @@
                 <w:b w:val="0"/>
                 <w:sz w:val="18"/>
               </w:rPr>
-              <w:t>Закат … отплытие в 17:00, 2 500 ₽</w:t>
+              <w:t>Сайт, форма</w:t>
             </w:r>
           </w:p>
         </w:tc>
         <w:tc>
           <w:tcPr>
-            <w:tcW w:type="dxa" w:w="1247"/>
+            <w:tcW w:type="dxa" w:w="4195"/>
           </w:tcPr>
           <w:p>
             <w:r/>
@@ -2494,13 +2404,13 @@
                 <w:b w:val="0"/>
                 <w:sz w:val="18"/>
               </w:rPr>
-              <w:t>1</w:t>
+              <w:t>09:30 / 11:00 / 12:30 / 14:00 / 15:30 / 17:00 (закат)</w:t>
             </w:r>
           </w:p>
         </w:tc>
         <w:tc>
           <w:tcPr>
-            <w:tcW w:type="dxa" w:w="4535"/>
+            <w:tcW w:type="dxa" w:w="2948"/>
           </w:tcPr>
           <w:p>
             <w:r/>
@@ -2510,7 +2420,7 @@
                 <w:b w:val="0"/>
                 <w:sz w:val="18"/>
               </w:rPr>
-              <w:t>отплытие в 17:30, 2 500 ₽</w:t>
+              <w:t>Ок</w:t>
             </w:r>
           </w:p>
         </w:tc>
@@ -2518,7 +2428,7 @@
       <w:tr>
         <w:tc>
           <w:tcPr>
-            <w:tcW w:type="dxa" w:w="3742"/>
+            <w:tcW w:type="dxa" w:w="2381"/>
             <w:shd w:fill="F2F7FA" w:val="clear"/>
           </w:tcPr>
           <w:p>
@@ -2529,13 +2439,13 @@
                 <w:b w:val="0"/>
                 <w:sz w:val="18"/>
               </w:rPr>
-              <w:t>Билет … группа до 11 человек</w:t>
+              <w:t>Сайт, ребёнок</w:t>
             </w:r>
           </w:p>
         </w:tc>
         <w:tc>
           <w:tcPr>
-            <w:tcW w:type="dxa" w:w="1247"/>
+            <w:tcW w:type="dxa" w:w="4195"/>
             <w:shd w:fill="F2F7FA" w:val="clear"/>
           </w:tcPr>
           <w:p>
@@ -2546,13 +2456,219 @@
                 <w:b w:val="0"/>
                 <w:sz w:val="18"/>
               </w:rPr>
-              <w:t>2</w:t>
+              <w:t>в 17:30 полная стоимость</w:t>
             </w:r>
           </w:p>
         </w:tc>
         <w:tc>
           <w:tcPr>
-            <w:tcW w:type="dxa" w:w="4535"/>
+            <w:tcW w:type="dxa" w:w="2948"/>
+            <w:shd w:fill="F2F7FA" w:val="clear"/>
+          </w:tcPr>
+          <w:p>
+            <w:r/>
+            <w:r>
+              <w:rPr>
+                <w:rFonts w:ascii="Calibri" w:hAnsi="Calibri" w:eastAsia="Calibri"/>
+                <w:b w:val="0"/>
+                <w:sz w:val="18"/>
+              </w:rPr>
+              <w:t>Хвост. Поставить 17:00</w:t>
+            </w:r>
+          </w:p>
+        </w:tc>
+      </w:tr>
+      <w:tr>
+        <w:tc>
+          <w:tcPr>
+            <w:tcW w:type="dxa" w:w="2381"/>
+          </w:tcPr>
+          <w:p>
+            <w:r/>
+            <w:r>
+              <w:rPr>
+                <w:rFonts w:ascii="Calibri" w:hAnsi="Calibri" w:eastAsia="Calibri"/>
+                <w:b w:val="0"/>
+                <w:sz w:val="18"/>
+              </w:rPr>
+              <w:t>Сайт, schema</w:t>
+            </w:r>
+          </w:p>
+        </w:tc>
+        <w:tc>
+          <w:tcPr>
+            <w:tcW w:type="dxa" w:w="4195"/>
+          </w:tcPr>
+          <w:p>
+            <w:r/>
+            <w:r>
+              <w:rPr>
+                <w:rFonts w:ascii="Calibri" w:hAnsi="Calibri" w:eastAsia="Calibri"/>
+                <w:b w:val="0"/>
+                <w:sz w:val="18"/>
+              </w:rPr>
+              <w:t>2500 ₽ в 18:00</w:t>
+            </w:r>
+          </w:p>
+        </w:tc>
+        <w:tc>
+          <w:tcPr>
+            <w:tcW w:type="dxa" w:w="2948"/>
+          </w:tcPr>
+          <w:p>
+            <w:r/>
+            <w:r>
+              <w:rPr>
+                <w:rFonts w:ascii="Calibri" w:hAnsi="Calibri" w:eastAsia="Calibri"/>
+                <w:b w:val="0"/>
+                <w:sz w:val="18"/>
+              </w:rPr>
+              <w:t>Хвост августа. Поставить 17:00</w:t>
+            </w:r>
+          </w:p>
+        </w:tc>
+      </w:tr>
+      <w:tr>
+        <w:tc>
+          <w:tcPr>
+            <w:tcW w:type="dxa" w:w="2381"/>
+            <w:shd w:fill="F2F7FA" w:val="clear"/>
+          </w:tcPr>
+          <w:p>
+            <w:r/>
+            <w:r>
+              <w:rPr>
+                <w:rFonts w:ascii="Calibri" w:hAnsi="Calibri" w:eastAsia="Calibri"/>
+                <w:b w:val="0"/>
+                <w:sz w:val="18"/>
+              </w:rPr>
+              <w:t>Директ, заголовок 17 показ</w:t>
+            </w:r>
+          </w:p>
+        </w:tc>
+        <w:tc>
+          <w:tcPr>
+            <w:tcW w:type="dxa" w:w="4195"/>
+            <w:shd w:fill="F2F7FA" w:val="clear"/>
+          </w:tcPr>
+          <w:p>
+            <w:r/>
+            <w:r>
+              <w:rPr>
+                <w:rFonts w:ascii="Calibri" w:hAnsi="Calibri" w:eastAsia="Calibri"/>
+                <w:b w:val="0"/>
+                <w:sz w:val="18"/>
+              </w:rPr>
+              <w:t>каждый день 09:30 до 17:00</w:t>
+            </w:r>
+          </w:p>
+        </w:tc>
+        <w:tc>
+          <w:tcPr>
+            <w:tcW w:type="dxa" w:w="2948"/>
+            <w:shd w:fill="F2F7FA" w:val="clear"/>
+          </w:tcPr>
+          <w:p>
+            <w:r/>
+            <w:r>
+              <w:rPr>
+                <w:rFonts w:ascii="Calibri" w:hAnsi="Calibri" w:eastAsia="Calibri"/>
+                <w:b w:val="0"/>
+                <w:sz w:val="18"/>
+              </w:rPr>
+              <w:t>Ок, не трогать</w:t>
+            </w:r>
+          </w:p>
+        </w:tc>
+      </w:tr>
+      <w:tr>
+        <w:tc>
+          <w:tcPr>
+            <w:tcW w:type="dxa" w:w="2381"/>
+          </w:tcPr>
+          <w:p>
+            <w:r/>
+            <w:r>
+              <w:rPr>
+                <w:rFonts w:ascii="Calibri" w:hAnsi="Calibri" w:eastAsia="Calibri"/>
+                <w:b w:val="0"/>
+                <w:sz w:val="18"/>
+              </w:rPr>
+              <w:t>Директ, закат 4+1 показ</w:t>
+            </w:r>
+          </w:p>
+        </w:tc>
+        <w:tc>
+          <w:tcPr>
+            <w:tcW w:type="dxa" w:w="4195"/>
+          </w:tcPr>
+          <w:p>
+            <w:r/>
+            <w:r>
+              <w:rPr>
+                <w:rFonts w:ascii="Calibri" w:hAnsi="Calibri" w:eastAsia="Calibri"/>
+                <w:b w:val="0"/>
+                <w:sz w:val="18"/>
+              </w:rPr>
+              <w:t>17:00 отплытие / 17:00, 2 500 ₽</w:t>
+            </w:r>
+          </w:p>
+        </w:tc>
+        <w:tc>
+          <w:tcPr>
+            <w:tcW w:type="dxa" w:w="2948"/>
+          </w:tcPr>
+          <w:p>
+            <w:r/>
+            <w:r>
+              <w:rPr>
+                <w:rFonts w:ascii="Calibri" w:hAnsi="Calibri" w:eastAsia="Calibri"/>
+                <w:b w:val="0"/>
+                <w:sz w:val="18"/>
+              </w:rPr>
+              <w:t>Ок, не трогать</w:t>
+            </w:r>
+          </w:p>
+        </w:tc>
+      </w:tr>
+      <w:tr>
+        <w:tc>
+          <w:tcPr>
+            <w:tcW w:type="dxa" w:w="2381"/>
+            <w:shd w:fill="F2F7FA" w:val="clear"/>
+          </w:tcPr>
+          <w:p>
+            <w:r/>
+            <w:r>
+              <w:rPr>
+                <w:rFonts w:ascii="Calibri" w:hAnsi="Calibri" w:eastAsia="Calibri"/>
+                <w:b w:val="0"/>
+                <w:sz w:val="18"/>
+              </w:rPr>
+              <w:t>Директ, тексты</w:t>
+            </w:r>
+          </w:p>
+        </w:tc>
+        <w:tc>
+          <w:tcPr>
+            <w:tcW w:type="dxa" w:w="4195"/>
+            <w:shd w:fill="F2F7FA" w:val="clear"/>
+          </w:tcPr>
+          <w:p>
+            <w:r/>
+            <w:r>
+              <w:rPr>
+                <w:rFonts w:ascii="Calibri" w:hAnsi="Calibri" w:eastAsia="Calibri"/>
+                <w:b w:val="0"/>
+                <w:sz w:val="18"/>
+              </w:rPr>
+              <w:t>нет списка слотов, нет 7:00 и 17:30</w:t>
+            </w:r>
+          </w:p>
+        </w:tc>
+        <w:tc>
+          <w:tcPr>
+            <w:tcW w:type="dxa" w:w="2948"/>
             <w:shd w:fill="F2F7FA" w:val="clear"/>
           </w:tcPr>
           <w:p>
@@ -2580,7 +2696,7 @@
           <w:b w:val="0"/>
           <w:sz w:val="22"/>
         </w:rPr>
-        <w:t>Сайт с 01.09: 7:00 · 8:30 · 10:00 · 11:30 · 13:00 · 14:30 · 16:00 · 17:30 (закат). Имя яхты не писать.</w:t>
+        <w:t>Летние 7:00–17:30 в объявлениях не светятся. Их не возвращать. На посадке 05.10 блока трансфера нет.</w:t>
       </w:r>
     </w:p>
     <w:p>
@@ -2636,7 +2752,21 @@
           <w:b w:val="0"/>
           <w:sz w:val="22"/>
         </w:rPr>
-        <w:t>Поменять заголовки со слотами 09:30–17:00 и закатом 17:00 → 7:00–17:30 / 17:30.</w:t>
+        <w:t>Заголовки 09:30–17:00 / закат 17:00 не менять.</w:t>
+      </w:r>
+    </w:p>
+    <w:p>
+      <w:pPr>
+        <w:pStyle w:val="ListBullet"/>
+        <w:spacing w:after="40"/>
+      </w:pPr>
+      <w:r>
+        <w:rPr>
+          <w:rFonts w:ascii="Calibri" w:hAnsi="Calibri" w:eastAsia="Calibri"/>
+          <w:b w:val="0"/>
+          <w:sz w:val="22"/>
+        </w:rPr>
+        <w:t>На сайте поправить хвосты: ребёнок «в 17:30» → 17:00; schema «2500 в 18:00» → 17:00.</w:t>
       </w:r>
     </w:p>
     <w:p>
@@ -2815,7 +2945,7 @@
           <w:color w:val="666666"/>
           <w:sz w:val="18"/>
         </w:rPr>
-        <w:t>Агент ЕПК групповых прогулок · 05.10.2026 · срез пн 0 ₽ / 56 / 2 / 0 · оплату за конверсии оставить · слоты в заголовках поправить</w:t>
+        <w:t>Агент ЕПК групповых прогулок · 05.10.2026 · срез пн 0 ₽ / 56 / 2 / 0 · слоты 9:30–17:00 · заголовки Директа ок</w:t>
       </w:r>
     </w:p>
     <w:sectPr>
